--- a/outputs/reports/AZZAM_EVERGREEN_PLAN.docx
+++ b/outputs/reports/AZZAM_EVERGREEN_PLAN.docx
@@ -1541,7 +1541,7 @@
         <w:rPr>
           <w:i/>
         </w:rPr>
-        <w:t>“I’ve been seriously considering deleting all my trading apps. After 8 months of studying charts, buying courses, and trying to learn the markets, I’m still losi”</w:t>
+        <w:t>“Just did a backtest on this strategy between Feb-23 to half of Aug-23 and only using the 2022 ICT entry model on the retracement to FVG after MSS. Took 50% off ”</w:t>
       </w:r>
     </w:p>
     <w:p>
@@ -1662,7 +1662,7 @@
         <w:rPr>
           <w:i/>
         </w:rPr>
-        <w:t>“I’ve been seriously considering deleting all my trading apps. After 8 months of studying charts, buying courses, and trying to learn the markets, I’m still losi”</w:t>
+        <w:t>“Just did a backtest on this strategy between Feb-23 to half of Aug-23 and only using the 2022 ICT entry model on the retracement to FVG after MSS. Took 50% off ”</w:t>
       </w:r>
     </w:p>
     <w:p>
@@ -1783,7 +1783,7 @@
         <w:rPr>
           <w:i/>
         </w:rPr>
-        <w:t>“I’ve been seriously considering deleting all my trading apps. After 8 months of studying charts, buying courses, and trying to learn the markets, I’m still losi”</w:t>
+        <w:t>“Just did a backtest on this strategy between Feb-23 to half of Aug-23 and only using the 2022 ICT entry model on the retracement to FVG after MSS. Took 50% off ”</w:t>
       </w:r>
     </w:p>
     <w:p>
